--- a/docs/pentest_report.docx
+++ b/docs/pentest_report.docx
@@ -87,7 +87,7 @@
     </w:p>
     <w:tbl>
       <w:tblPr>
-        <w:tblW w:w="7200" w:type="dxa"/>
+        <w:tblW w:w="6748" w:type="dxa"/>
         <w:jc w:val="center"/>
         <w:tblBorders>
           <w:top w:val="single" w:sz="4" w:space="0" w:color="auto"/>
@@ -104,19 +104,12 @@
         <w:tblLook w:val="0000" w:firstRow="0" w:lastRow="0" w:firstColumn="0" w:lastColumn="0" w:noHBand="0" w:noVBand="0"/>
       </w:tblPr>
       <w:tblGrid>
-        <w:gridCol w:w="1926"/>
-        <w:gridCol w:w="1213"/>
-        <w:gridCol w:w="1725"/>
-        <w:gridCol w:w="1159"/>
-        <w:gridCol w:w="1177"/>
+        <w:gridCol w:w="2156"/>
+        <w:gridCol w:w="1360"/>
+        <w:gridCol w:w="1933"/>
+        <w:gridCol w:w="1299"/>
       </w:tblGrid>
       <w:tr>
-        <w:tblPrEx>
-          <w:tblCellMar>
-            <w:top w:w="0" w:type="dxa"/>
-            <w:bottom w:w="0" w:type="dxa"/>
-          </w:tblCellMar>
-        </w:tblPrEx>
         <w:trPr>
           <w:jc w:val="center"/>
         </w:trPr>
@@ -316,55 +309,6 @@
             </w:r>
           </w:p>
         </w:tc>
-        <w:tc>
-          <w:tcPr>
-            <w:tcW w:w="0" w:type="auto"/>
-            <w:tcBorders>
-              <w:top w:val="single" w:sz="1" w:space="0" w:color="CCCCCC"/>
-              <w:left w:val="single" w:sz="1" w:space="0" w:color="CCCCCC"/>
-              <w:bottom w:val="single" w:sz="1" w:space="0" w:color="CCCCCC"/>
-              <w:right w:val="single" w:sz="1" w:space="0" w:color="CCCCCC"/>
-            </w:tcBorders>
-            <w:shd w:val="clear" w:color="auto" w:fill="2E75B6"/>
-            <w:tcMar>
-              <w:top w:w="80" w:type="dxa"/>
-              <w:left w:w="120" w:type="dxa"/>
-              <w:bottom w:w="80" w:type="dxa"/>
-              <w:right w:w="120" w:type="dxa"/>
-            </w:tcMar>
-            <w:vAlign w:val="center"/>
-          </w:tcPr>
-          <w:p>
-            <w:pPr>
-              <w:jc w:val="center"/>
-            </w:pPr>
-            <w:r>
-              <w:rPr>
-                <w:b/>
-                <w:bCs/>
-                <w:color w:val="FFFFFF"/>
-                <w:sz w:val="20"/>
-                <w:szCs w:val="20"/>
-              </w:rPr>
-              <w:t>INFO</w:t>
-            </w:r>
-          </w:p>
-          <w:p>
-            <w:pPr>
-              <w:jc w:val="center"/>
-            </w:pPr>
-            <w:r>
-              <w:rPr>
-                <w:b/>
-                <w:bCs/>
-                <w:color w:val="FFFFFF"/>
-                <w:sz w:val="28"/>
-                <w:szCs w:val="28"/>
-              </w:rPr>
-              <w:t>1</w:t>
-            </w:r>
-          </w:p>
-        </w:tc>
       </w:tr>
     </w:tbl>
     <w:p>
@@ -417,7 +361,15 @@
         <w:spacing w:before="60" w:after="60"/>
       </w:pPr>
       <w:r>
-        <w:t>Overall, the results were solid. All major security controls held up under testing:</w:t>
+        <w:t xml:space="preserve">Overall, the results were solid. All major security controls </w:t>
+      </w:r>
+      <w:proofErr w:type="gramStart"/>
+      <w:r>
+        <w:t>held</w:t>
+      </w:r>
+      <w:proofErr w:type="gramEnd"/>
+      <w:r>
+        <w:t xml:space="preserve"> up under testing:</w:t>
       </w:r>
     </w:p>
     <w:p>
@@ -474,7 +426,15 @@
         <w:spacing w:before="40" w:after="40"/>
       </w:pPr>
       <w:r>
-        <w:t>Login attempts were rate-limited and accounts locked after repeated failures</w:t>
+        <w:t>Login attempts were rate-</w:t>
+      </w:r>
+      <w:proofErr w:type="gramStart"/>
+      <w:r>
+        <w:t>limited</w:t>
+      </w:r>
+      <w:proofErr w:type="gramEnd"/>
+      <w:r>
+        <w:t xml:space="preserve"> and accounts locked after repeated failures</w:t>
       </w:r>
     </w:p>
     <w:p>
@@ -513,7 +473,7 @@
         <w:spacing w:before="60" w:after="60"/>
       </w:pPr>
       <w:r>
-        <w:t>No critical, high, or medium severity findings were identified. Two low-severity issues remain, along with one informational observation:</w:t>
+        <w:t>No critical, high, or medium severity findings were identified. Two low-severity issues remain:</w:t>
       </w:r>
     </w:p>
     <w:p>
@@ -545,19 +505,6 @@
       </w:pPr>
       <w:r>
         <w:t>No rate limiting on the password change route</w:t>
-      </w:r>
-    </w:p>
-    <w:p>
-      <w:pPr>
-        <w:pStyle w:val="ListParagraph"/>
-        <w:numPr>
-          <w:ilvl w:val="0"/>
-          <w:numId w:val="2"/>
-        </w:numPr>
-        <w:spacing w:before="40" w:after="40"/>
-      </w:pPr>
-      <w:r>
-        <w:t>(Informational) Secure-delete routine should be treated as best-effort only on SSDs and journaling file systems</w:t>
       </w:r>
     </w:p>
     <w:p>
@@ -586,12 +533,6 @@
         <w:gridCol w:w="9360"/>
       </w:tblGrid>
       <w:tr>
-        <w:tblPrEx>
-          <w:tblCellMar>
-            <w:top w:w="0" w:type="dxa"/>
-            <w:bottom w:w="0" w:type="dxa"/>
-          </w:tblCellMar>
-        </w:tblPrEx>
         <w:tc>
           <w:tcPr>
             <w:tcW w:w="0" w:type="auto"/>
@@ -663,7 +604,15 @@
         <w:spacing w:before="60" w:after="60"/>
       </w:pPr>
       <w:r>
-        <w:t>Testing focused on the Flask application itself. The goal was not to run a large automated scan, but to validate the controls the application claims to have. Manual browser testing was used for normal workflow validation, crafted requests were sent where needed, and source code was reviewed to confirm actual control behavior.</w:t>
+        <w:t xml:space="preserve">Testing focused on the Flask application itself. The goal was not to run a </w:t>
+      </w:r>
+      <w:proofErr w:type="gramStart"/>
+      <w:r>
+        <w:t>large automated</w:t>
+      </w:r>
+      <w:proofErr w:type="gramEnd"/>
+      <w:r>
+        <w:t xml:space="preserve"> scan, but to validate the controls the application claims to have. Manual browser testing was used for normal workflow validation, crafted requests were sent where needed, and source code was reviewed to confirm actual control behavior.</w:t>
       </w:r>
     </w:p>
     <w:p>
@@ -767,107 +716,516 @@
         <w:spacing w:before="40" w:after="40"/>
       </w:pPr>
       <w:r>
+        <w:t>Transport security and security headers</w:t>
+      </w:r>
+    </w:p>
+    <w:p>
+      <w:pPr>
+        <w:pStyle w:val="ListParagraph"/>
+        <w:numPr>
+          <w:ilvl w:val="0"/>
+          <w:numId w:val="2"/>
+        </w:numPr>
+        <w:spacing w:before="40" w:after="40"/>
+      </w:pPr>
+      <w:r>
+        <w:t>Basic configuration issues</w:t>
+      </w:r>
+    </w:p>
+    <w:p>
+      <w:pPr>
+        <w:spacing w:before="60" w:after="60"/>
+      </w:pPr>
+    </w:p>
+    <w:p>
+      <w:pPr>
+        <w:pStyle w:val="Heading2"/>
+      </w:pPr>
+      <w:r>
+        <w:t>2.2 Test Categories</w:t>
+      </w:r>
+    </w:p>
+    <w:p>
+      <w:pPr>
+        <w:pStyle w:val="Heading3"/>
+      </w:pPr>
+      <w:r>
+        <w:t>A. Authentication Testing</w:t>
+      </w:r>
+    </w:p>
+    <w:p>
+      <w:pPr>
+        <w:pStyle w:val="ListParagraph"/>
+        <w:numPr>
+          <w:ilvl w:val="0"/>
+          <w:numId w:val="2"/>
+        </w:numPr>
+        <w:spacing w:before="40" w:after="40"/>
+      </w:pPr>
+      <w:r>
+        <w:t>☑ Brute force protection</w:t>
+      </w:r>
+    </w:p>
+    <w:p>
+      <w:pPr>
+        <w:pStyle w:val="ListParagraph"/>
+        <w:numPr>
+          <w:ilvl w:val="0"/>
+          <w:numId w:val="2"/>
+        </w:numPr>
+        <w:spacing w:before="40" w:after="40"/>
+      </w:pPr>
+      <w:r>
+        <w:t>☑ Password complexity enforcement</w:t>
+      </w:r>
+    </w:p>
+    <w:p>
+      <w:pPr>
+        <w:pStyle w:val="ListParagraph"/>
+        <w:numPr>
+          <w:ilvl w:val="0"/>
+          <w:numId w:val="2"/>
+        </w:numPr>
+        <w:spacing w:before="40" w:after="40"/>
+      </w:pPr>
+      <w:r>
+        <w:t>☑ Session management</w:t>
+      </w:r>
+    </w:p>
+    <w:p>
+      <w:pPr>
+        <w:pStyle w:val="ListParagraph"/>
+        <w:numPr>
+          <w:ilvl w:val="0"/>
+          <w:numId w:val="2"/>
+        </w:numPr>
+        <w:spacing w:before="40" w:after="40"/>
+      </w:pPr>
+      <w:r>
+        <w:t>☑ Logout functionality</w:t>
+      </w:r>
+    </w:p>
+    <w:p>
+      <w:pPr>
+        <w:pStyle w:val="ListParagraph"/>
+        <w:numPr>
+          <w:ilvl w:val="0"/>
+          <w:numId w:val="2"/>
+        </w:numPr>
+        <w:spacing w:before="40" w:after="40"/>
+      </w:pPr>
+      <w:r>
+        <w:t>☑ Password reset security</w:t>
+      </w:r>
+    </w:p>
+    <w:p>
+      <w:pPr>
+        <w:spacing w:before="60" w:after="60"/>
+      </w:pPr>
+    </w:p>
+    <w:p>
+      <w:pPr>
+        <w:pStyle w:val="Heading3"/>
+      </w:pPr>
+      <w:r>
+        <w:t>B. Authorization Testing</w:t>
+      </w:r>
+    </w:p>
+    <w:p>
+      <w:pPr>
+        <w:pStyle w:val="ListParagraph"/>
+        <w:numPr>
+          <w:ilvl w:val="0"/>
+          <w:numId w:val="2"/>
+        </w:numPr>
+        <w:spacing w:before="40" w:after="40"/>
+      </w:pPr>
+      <w:r>
+        <w:t>☑ Horizontal privilege escalation</w:t>
+      </w:r>
+    </w:p>
+    <w:p>
+      <w:pPr>
+        <w:pStyle w:val="ListParagraph"/>
+        <w:numPr>
+          <w:ilvl w:val="0"/>
+          <w:numId w:val="2"/>
+        </w:numPr>
+        <w:spacing w:before="40" w:after="40"/>
+      </w:pPr>
+      <w:r>
+        <w:t>☑ Vertical privilege escalation</w:t>
+      </w:r>
+    </w:p>
+    <w:p>
+      <w:pPr>
+        <w:pStyle w:val="ListParagraph"/>
+        <w:numPr>
+          <w:ilvl w:val="0"/>
+          <w:numId w:val="2"/>
+        </w:numPr>
+        <w:spacing w:before="40" w:after="40"/>
+      </w:pPr>
+      <w:r>
+        <w:t>☑ Direct object reference</w:t>
+      </w:r>
+    </w:p>
+    <w:p>
+      <w:pPr>
+        <w:pStyle w:val="ListParagraph"/>
+        <w:numPr>
+          <w:ilvl w:val="0"/>
+          <w:numId w:val="2"/>
+        </w:numPr>
+        <w:spacing w:before="40" w:after="40"/>
+      </w:pPr>
+      <w:r>
+        <w:t>☑ Forced browsing</w:t>
+      </w:r>
+    </w:p>
+    <w:p>
+      <w:pPr>
+        <w:spacing w:before="60" w:after="60"/>
+      </w:pPr>
+    </w:p>
+    <w:p>
+      <w:pPr>
+        <w:pStyle w:val="Heading3"/>
+      </w:pPr>
+      <w:r>
+        <w:t>C. Input Validation Testing</w:t>
+      </w:r>
+    </w:p>
+    <w:p>
+      <w:pPr>
+        <w:pStyle w:val="ListParagraph"/>
+        <w:numPr>
+          <w:ilvl w:val="0"/>
+          <w:numId w:val="2"/>
+        </w:numPr>
+        <w:spacing w:before="40" w:after="40"/>
+      </w:pPr>
+      <w:r>
+        <w:t>☑ XSS attempts</w:t>
+      </w:r>
+    </w:p>
+    <w:p>
+      <w:pPr>
+        <w:pStyle w:val="ListParagraph"/>
+        <w:numPr>
+          <w:ilvl w:val="0"/>
+          <w:numId w:val="2"/>
+        </w:numPr>
+        <w:spacing w:before="40" w:after="40"/>
+      </w:pPr>
+      <w:r>
+        <w:t>☑ Path traversal</w:t>
+      </w:r>
+    </w:p>
+    <w:p>
+      <w:pPr>
+        <w:pStyle w:val="ListParagraph"/>
+        <w:numPr>
+          <w:ilvl w:val="0"/>
+          <w:numId w:val="2"/>
+        </w:numPr>
+        <w:spacing w:before="40" w:after="40"/>
+      </w:pPr>
+      <w:r>
+        <w:t>☑ Command injection</w:t>
+      </w:r>
+    </w:p>
+    <w:p>
+      <w:pPr>
+        <w:pStyle w:val="ListParagraph"/>
+        <w:numPr>
+          <w:ilvl w:val="0"/>
+          <w:numId w:val="2"/>
+        </w:numPr>
+        <w:spacing w:before="40" w:after="40"/>
+      </w:pPr>
+      <w:r>
+        <w:t>☑ File upload vulnerabilities</w:t>
+      </w:r>
+    </w:p>
+    <w:p>
+      <w:pPr>
+        <w:spacing w:before="60" w:after="60"/>
+      </w:pPr>
+    </w:p>
+    <w:p>
+      <w:pPr>
+        <w:pStyle w:val="Heading3"/>
+      </w:pPr>
+      <w:r>
+        <w:t>D. Session Security Testing</w:t>
+      </w:r>
+    </w:p>
+    <w:p>
+      <w:pPr>
+        <w:pStyle w:val="ListParagraph"/>
+        <w:numPr>
+          <w:ilvl w:val="0"/>
+          <w:numId w:val="2"/>
+        </w:numPr>
+        <w:spacing w:before="40" w:after="40"/>
+      </w:pPr>
+      <w:r>
+        <w:t>☑ Session fixation</w:t>
+      </w:r>
+    </w:p>
+    <w:p>
+      <w:pPr>
+        <w:pStyle w:val="ListParagraph"/>
+        <w:numPr>
+          <w:ilvl w:val="0"/>
+          <w:numId w:val="2"/>
+        </w:numPr>
+        <w:spacing w:before="40" w:after="40"/>
+      </w:pPr>
+      <w:r>
+        <w:t>☑ Session hijacking</w:t>
+      </w:r>
+    </w:p>
+    <w:p>
+      <w:pPr>
+        <w:pStyle w:val="ListParagraph"/>
+        <w:numPr>
+          <w:ilvl w:val="0"/>
+          <w:numId w:val="2"/>
+        </w:numPr>
+        <w:spacing w:before="40" w:after="40"/>
+      </w:pPr>
+      <w:r>
+        <w:t>☑ Concurrent session handling</w:t>
+      </w:r>
+    </w:p>
+    <w:p>
+      <w:pPr>
+        <w:pStyle w:val="ListParagraph"/>
+        <w:numPr>
+          <w:ilvl w:val="0"/>
+          <w:numId w:val="2"/>
+        </w:numPr>
+        <w:spacing w:before="40" w:after="40"/>
+      </w:pPr>
+      <w:r>
+        <w:t>☑ Session timeout</w:t>
+      </w:r>
+    </w:p>
+    <w:p>
+      <w:pPr>
+        <w:spacing w:before="60" w:after="60"/>
+      </w:pPr>
+    </w:p>
+    <w:p>
+      <w:pPr>
+        <w:pStyle w:val="Heading3"/>
+      </w:pPr>
+      <w:r>
+        <w:t>E. Configuration Testing</w:t>
+      </w:r>
+    </w:p>
+    <w:p>
+      <w:pPr>
+        <w:pStyle w:val="ListParagraph"/>
+        <w:numPr>
+          <w:ilvl w:val="0"/>
+          <w:numId w:val="2"/>
+        </w:numPr>
+        <w:spacing w:before="40" w:after="40"/>
+      </w:pPr>
+      <w:r>
+        <w:t>☑ Security headers</w:t>
+      </w:r>
+    </w:p>
+    <w:p>
+      <w:pPr>
+        <w:pStyle w:val="ListParagraph"/>
+        <w:numPr>
+          <w:ilvl w:val="0"/>
+          <w:numId w:val="2"/>
+        </w:numPr>
+        <w:spacing w:before="40" w:after="40"/>
+      </w:pPr>
+      <w:r>
+        <w:t>☑ TLS/SSL configuration</w:t>
+      </w:r>
+    </w:p>
+    <w:p>
+      <w:pPr>
+        <w:pStyle w:val="ListParagraph"/>
+        <w:numPr>
+          <w:ilvl w:val="0"/>
+          <w:numId w:val="2"/>
+        </w:numPr>
+        <w:spacing w:before="40" w:after="40"/>
+      </w:pPr>
+      <w:r>
+        <w:t>☑ Error handling</w:t>
+      </w:r>
+    </w:p>
+    <w:p>
+      <w:pPr>
+        <w:pStyle w:val="ListParagraph"/>
+        <w:numPr>
+          <w:ilvl w:val="0"/>
+          <w:numId w:val="2"/>
+        </w:numPr>
+        <w:spacing w:before="40" w:after="40"/>
+      </w:pPr>
+      <w:r>
+        <w:t>☑ Debug mode disabled</w:t>
+      </w:r>
+    </w:p>
+    <w:p>
+      <w:pPr>
+        <w:spacing w:before="60" w:after="60"/>
+      </w:pPr>
+    </w:p>
+    <w:p>
+      <w:pPr>
+        <w:pStyle w:val="Heading2"/>
+      </w:pPr>
+      <w:r>
+        <w:t>2.3 What We Tested</w:t>
+      </w:r>
+    </w:p>
+    <w:p>
+      <w:pPr>
+        <w:pStyle w:val="Heading3"/>
+      </w:pPr>
+      <w:r>
+        <w:t>A. Authentication Testing</w:t>
+      </w:r>
+    </w:p>
+    <w:p>
+      <w:pPr>
+        <w:spacing w:before="60" w:after="60"/>
+      </w:pPr>
+      <w:r>
         <w:lastRenderedPageBreak/>
-        <w:t>Transport security and security headers</w:t>
-      </w:r>
-    </w:p>
-    <w:p>
-      <w:pPr>
-        <w:pStyle w:val="ListParagraph"/>
-        <w:numPr>
-          <w:ilvl w:val="0"/>
-          <w:numId w:val="2"/>
-        </w:numPr>
-        <w:spacing w:before="40" w:after="40"/>
-      </w:pPr>
-      <w:r>
-        <w:t>Basic configuration issues</w:t>
-      </w:r>
-    </w:p>
-    <w:p>
-      <w:pPr>
-        <w:spacing w:before="60" w:after="60"/>
-      </w:pPr>
-    </w:p>
-    <w:p>
-      <w:pPr>
-        <w:pStyle w:val="Heading2"/>
-      </w:pPr>
-      <w:r>
-        <w:t>2.2 Test Categories</w:t>
-      </w:r>
+        <w:t>Brute Force Protection: Repeated failed logins confirmed account lockout and request throttling. After five failed logins, the account was locked for 15 minutes. After more than ten attempts in a 60-second window from the same IP, further requests were rate-limited.</w:t>
+      </w:r>
+    </w:p>
+    <w:p>
+      <w:pPr>
+        <w:spacing w:before="60" w:after="60"/>
+      </w:pPr>
+    </w:p>
+    <w:p>
+      <w:pPr>
+        <w:spacing w:before="60" w:after="60"/>
+      </w:pPr>
+      <w:r>
+        <w:t>Password Complexity: Weak passwords were tried during registration. Passwords not meeting minimum length and complexity rules were rejected server-side.</w:t>
+      </w:r>
+    </w:p>
+    <w:p>
+      <w:pPr>
+        <w:spacing w:before="60" w:after="60"/>
+      </w:pPr>
+    </w:p>
+    <w:p>
+      <w:pPr>
+        <w:spacing w:before="60" w:after="60"/>
+      </w:pPr>
+      <w:r>
+        <w:t>Session Management: Successful login creates a server-side session record, and protected routes reject requests without a valid active session.</w:t>
+      </w:r>
+    </w:p>
+    <w:p>
+      <w:pPr>
+        <w:spacing w:before="60" w:after="60"/>
+      </w:pPr>
+    </w:p>
+    <w:p>
+      <w:pPr>
+        <w:spacing w:before="60" w:after="60"/>
+      </w:pPr>
+      <w:r>
+        <w:t>Logout Functionality: After login, the session cookie was captured, the session was logged out, and the old cookie was replayed. The server-side session had already been deleted, so access was not restored.</w:t>
+      </w:r>
+    </w:p>
+    <w:p>
+      <w:pPr>
+        <w:spacing w:before="60" w:after="60"/>
+      </w:pPr>
+    </w:p>
+    <w:p>
+      <w:pPr>
+        <w:spacing w:before="60" w:after="60"/>
+      </w:pPr>
+      <w:r>
+        <w:t xml:space="preserve">Password Reset Security: The application does not implement a </w:t>
+      </w:r>
+      <w:proofErr w:type="gramStart"/>
+      <w:r>
+        <w:t>forgot</w:t>
+      </w:r>
+      <w:proofErr w:type="gramEnd"/>
+      <w:r>
+        <w:t>-password or reset-by-email flow, so there was no password reset token workflow to attack. The existing password change flow was tested instead and found to lack rate limiting (recorded as a low-severity finding).</w:t>
+      </w:r>
+    </w:p>
+    <w:p>
+      <w:pPr>
+        <w:spacing w:before="60" w:after="60"/>
+      </w:pPr>
     </w:p>
     <w:p>
       <w:pPr>
         <w:pStyle w:val="Heading3"/>
       </w:pPr>
       <w:r>
-        <w:t>A. Authentication Testing</w:t>
-      </w:r>
-    </w:p>
-    <w:p>
-      <w:pPr>
-        <w:pStyle w:val="ListParagraph"/>
-        <w:numPr>
-          <w:ilvl w:val="0"/>
-          <w:numId w:val="2"/>
-        </w:numPr>
-        <w:spacing w:before="40" w:after="40"/>
-      </w:pPr>
-      <w:r>
-        <w:t>☑ Brute force protection</w:t>
-      </w:r>
-    </w:p>
-    <w:p>
-      <w:pPr>
-        <w:pStyle w:val="ListParagraph"/>
-        <w:numPr>
-          <w:ilvl w:val="0"/>
-          <w:numId w:val="2"/>
-        </w:numPr>
-        <w:spacing w:before="40" w:after="40"/>
-      </w:pPr>
-      <w:r>
-        <w:t>☑ Password complexity enforcement</w:t>
-      </w:r>
-    </w:p>
-    <w:p>
-      <w:pPr>
-        <w:pStyle w:val="ListParagraph"/>
-        <w:numPr>
-          <w:ilvl w:val="0"/>
-          <w:numId w:val="2"/>
-        </w:numPr>
-        <w:spacing w:before="40" w:after="40"/>
-      </w:pPr>
-      <w:r>
-        <w:t>☑ Session management</w:t>
-      </w:r>
-    </w:p>
-    <w:p>
-      <w:pPr>
-        <w:pStyle w:val="ListParagraph"/>
-        <w:numPr>
-          <w:ilvl w:val="0"/>
-          <w:numId w:val="2"/>
-        </w:numPr>
-        <w:spacing w:before="40" w:after="40"/>
-      </w:pPr>
-      <w:r>
-        <w:t>☑ Logout functionality</w:t>
-      </w:r>
-    </w:p>
-    <w:p>
-      <w:pPr>
-        <w:pStyle w:val="ListParagraph"/>
-        <w:numPr>
-          <w:ilvl w:val="0"/>
-          <w:numId w:val="2"/>
-        </w:numPr>
-        <w:spacing w:before="40" w:after="40"/>
-      </w:pPr>
-      <w:r>
-        <w:t>☑ Password reset security</w:t>
+        <w:t>B. Authorization Testing</w:t>
+      </w:r>
+    </w:p>
+    <w:p>
+      <w:pPr>
+        <w:spacing w:before="60" w:after="60"/>
+      </w:pPr>
+      <w:r>
+        <w:t>Horizontal Privilege Escalation: Accessing another user's document by direct document ID was tested. Access was denied unless the requester was the owner or had the correct shared role.</w:t>
+      </w:r>
+    </w:p>
+    <w:p>
+      <w:pPr>
+        <w:spacing w:before="60" w:after="60"/>
+      </w:pPr>
+    </w:p>
+    <w:p>
+      <w:pPr>
+        <w:spacing w:before="60" w:after="60"/>
+      </w:pPr>
+      <w:r>
+        <w:t>Vertical Privilege Escalation: Logging in as a standard user and requesting /admin/dashboard returned 403 Forbidden without exposing admin content.</w:t>
+      </w:r>
+    </w:p>
+    <w:p>
+      <w:pPr>
+        <w:spacing w:before="60" w:after="60"/>
+      </w:pPr>
+    </w:p>
+    <w:p>
+      <w:pPr>
+        <w:spacing w:before="60" w:after="60"/>
+      </w:pPr>
+      <w:r>
+        <w:t>Direct Object Reference: Direct access to document endpoints using known document IDs was tested. The application performed server-side ownership and sharing checks before allowing access.</w:t>
+      </w:r>
+    </w:p>
+    <w:p>
+      <w:pPr>
+        <w:spacing w:before="60" w:after="60"/>
+      </w:pPr>
+    </w:p>
+    <w:p>
+      <w:pPr>
+        <w:spacing w:before="60" w:after="60"/>
+      </w:pPr>
+      <w:r>
+        <w:t>Forced Browsing: Direct navigation to /dashboard, /documents, and /admin/dashboard without privileges was tested. Unauthenticated users were redirected to login; unauthorized users were denied access.</w:t>
       </w:r>
     </w:p>
     <w:p>
@@ -880,59 +1238,100 @@
         <w:pStyle w:val="Heading3"/>
       </w:pPr>
       <w:r>
-        <w:t>B. Authorization Testing</w:t>
-      </w:r>
-    </w:p>
-    <w:p>
-      <w:pPr>
-        <w:pStyle w:val="ListParagraph"/>
-        <w:numPr>
-          <w:ilvl w:val="0"/>
-          <w:numId w:val="2"/>
-        </w:numPr>
-        <w:spacing w:before="40" w:after="40"/>
-      </w:pPr>
-      <w:r>
-        <w:t>☑ Horizontal privilege escalation</w:t>
-      </w:r>
-    </w:p>
-    <w:p>
-      <w:pPr>
-        <w:pStyle w:val="ListParagraph"/>
-        <w:numPr>
-          <w:ilvl w:val="0"/>
-          <w:numId w:val="2"/>
-        </w:numPr>
-        <w:spacing w:before="40" w:after="40"/>
-      </w:pPr>
-      <w:r>
-        <w:t>☑ Vertical privilege escalation</w:t>
-      </w:r>
-    </w:p>
-    <w:p>
-      <w:pPr>
-        <w:pStyle w:val="ListParagraph"/>
-        <w:numPr>
-          <w:ilvl w:val="0"/>
-          <w:numId w:val="2"/>
-        </w:numPr>
-        <w:spacing w:before="40" w:after="40"/>
-      </w:pPr>
-      <w:r>
-        <w:t>☑ Direct object reference</w:t>
-      </w:r>
-    </w:p>
-    <w:p>
-      <w:pPr>
-        <w:pStyle w:val="ListParagraph"/>
-        <w:numPr>
-          <w:ilvl w:val="0"/>
-          <w:numId w:val="2"/>
-        </w:numPr>
-        <w:spacing w:before="40" w:after="40"/>
-      </w:pPr>
-      <w:r>
-        <w:t>☑ Forced browsing</w:t>
+        <w:t>C. Input Validation Testing</w:t>
+      </w:r>
+    </w:p>
+    <w:p>
+      <w:pPr>
+        <w:spacing w:before="60" w:after="60"/>
+      </w:pPr>
+      <w:r>
+        <w:t>XSS: Script-like input was tried in normal user-controlled fields. No straightforward XSS issue was found. Jinja escaping and the username allowlist reduce the obvious attack surface.</w:t>
+      </w:r>
+    </w:p>
+    <w:p>
+      <w:pPr>
+        <w:spacing w:before="60" w:after="60"/>
+      </w:pPr>
+    </w:p>
+    <w:p>
+      <w:pPr>
+        <w:spacing w:before="60" w:after="60"/>
+      </w:pPr>
+      <w:r>
+        <w:t xml:space="preserve">Path Traversal: Document download requests with traversal-style input </w:t>
+      </w:r>
+      <w:proofErr w:type="gramStart"/>
+      <w:r>
+        <w:t>(..</w:t>
+      </w:r>
+      <w:proofErr w:type="gramEnd"/>
+      <w:r>
+        <w:t>/data/</w:t>
+      </w:r>
+      <w:proofErr w:type="gramStart"/>
+      <w:r>
+        <w:t>users, ../..</w:t>
+      </w:r>
+      <w:proofErr w:type="gramEnd"/>
+      <w:r>
+        <w:t>/</w:t>
+      </w:r>
+      <w:proofErr w:type="spellStart"/>
+      <w:r>
+        <w:t>etc</w:t>
+      </w:r>
+      <w:proofErr w:type="spellEnd"/>
+      <w:r>
+        <w:t>/passwd, invalid non-UUID document IDs) were rejected by Flask routing or application validation.</w:t>
+      </w:r>
+    </w:p>
+    <w:p>
+      <w:pPr>
+        <w:spacing w:before="60" w:after="60"/>
+      </w:pPr>
+    </w:p>
+    <w:p>
+      <w:pPr>
+        <w:spacing w:before="60" w:after="60"/>
+      </w:pPr>
+      <w:r>
+        <w:t xml:space="preserve">Command Injection: The application was reviewed for command execution sinks (subprocess, </w:t>
+      </w:r>
+      <w:proofErr w:type="spellStart"/>
+      <w:proofErr w:type="gramStart"/>
+      <w:r>
+        <w:t>os.system</w:t>
+      </w:r>
+      <w:proofErr w:type="spellEnd"/>
+      <w:proofErr w:type="gramEnd"/>
+      <w:r>
+        <w:t xml:space="preserve">, </w:t>
+      </w:r>
+      <w:proofErr w:type="spellStart"/>
+      <w:r>
+        <w:t>popen</w:t>
+      </w:r>
+      <w:proofErr w:type="spellEnd"/>
+      <w:r>
+        <w:t xml:space="preserve">, eval, exec). No path where user input is passed to shell commands was </w:t>
+      </w:r>
+      <w:r>
+        <w:lastRenderedPageBreak/>
+        <w:t>found. Shell metacharacter input in normal form fields produced no command execution behavior.</w:t>
+      </w:r>
+    </w:p>
+    <w:p>
+      <w:pPr>
+        <w:spacing w:before="60" w:after="60"/>
+      </w:pPr>
+    </w:p>
+    <w:p>
+      <w:pPr>
+        <w:spacing w:before="60" w:after="60"/>
+      </w:pPr>
+      <w:r>
+        <w:t>File Upload: Disallowed extensions, mismatched MIME types, and oversized uploads were tried. Files outside the allowlist and files larger than 10 MB were rejected.</w:t>
       </w:r>
     </w:p>
     <w:p>
@@ -945,59 +1344,91 @@
         <w:pStyle w:val="Heading3"/>
       </w:pPr>
       <w:r>
-        <w:t>C. Input Validation Testing</w:t>
-      </w:r>
-    </w:p>
-    <w:p>
-      <w:pPr>
-        <w:pStyle w:val="ListParagraph"/>
-        <w:numPr>
-          <w:ilvl w:val="0"/>
-          <w:numId w:val="2"/>
-        </w:numPr>
-        <w:spacing w:before="40" w:after="40"/>
-      </w:pPr>
-      <w:r>
-        <w:t>☑ XSS attempts</w:t>
-      </w:r>
-    </w:p>
-    <w:p>
-      <w:pPr>
-        <w:pStyle w:val="ListParagraph"/>
-        <w:numPr>
-          <w:ilvl w:val="0"/>
-          <w:numId w:val="2"/>
-        </w:numPr>
-        <w:spacing w:before="40" w:after="40"/>
-      </w:pPr>
-      <w:r>
-        <w:t>☑ Path traversal</w:t>
-      </w:r>
-    </w:p>
-    <w:p>
-      <w:pPr>
-        <w:pStyle w:val="ListParagraph"/>
-        <w:numPr>
-          <w:ilvl w:val="0"/>
-          <w:numId w:val="2"/>
-        </w:numPr>
-        <w:spacing w:before="40" w:after="40"/>
-      </w:pPr>
-      <w:r>
-        <w:t>☑ Command injection</w:t>
-      </w:r>
-    </w:p>
-    <w:p>
-      <w:pPr>
-        <w:pStyle w:val="ListParagraph"/>
-        <w:numPr>
-          <w:ilvl w:val="0"/>
-          <w:numId w:val="2"/>
-        </w:numPr>
-        <w:spacing w:before="40" w:after="40"/>
-      </w:pPr>
-      <w:r>
-        <w:t>☑ File upload vulnerabilities</w:t>
+        <w:t>D. Session Security Testing</w:t>
+      </w:r>
+    </w:p>
+    <w:p>
+      <w:pPr>
+        <w:spacing w:before="60" w:after="60"/>
+      </w:pPr>
+      <w:r>
+        <w:t xml:space="preserve">Session Fixation: Sessions are created at login using </w:t>
+      </w:r>
+      <w:proofErr w:type="spellStart"/>
+      <w:proofErr w:type="gramStart"/>
+      <w:r>
+        <w:t>secrets.token</w:t>
+      </w:r>
+      <w:proofErr w:type="gramEnd"/>
+      <w:r>
+        <w:t>_</w:t>
+      </w:r>
+      <w:proofErr w:type="gramStart"/>
+      <w:r>
+        <w:t>urlsafe</w:t>
+      </w:r>
+      <w:proofErr w:type="spellEnd"/>
+      <w:r>
+        <w:t>(</w:t>
+      </w:r>
+      <w:proofErr w:type="gramEnd"/>
+      <w:r>
+        <w:t>32) stored server-side rather than accepting a client-supplied session ID, reducing straightforward session fixation risk.</w:t>
+      </w:r>
+    </w:p>
+    <w:p>
+      <w:pPr>
+        <w:spacing w:before="60" w:after="60"/>
+      </w:pPr>
+    </w:p>
+    <w:p>
+      <w:pPr>
+        <w:spacing w:before="60" w:after="60"/>
+      </w:pPr>
+      <w:r>
+        <w:t xml:space="preserve">Session Hijacking: A valid session was captured, the session was logged out, and replay was attempted. Because logout deletes the server-side token, the old session could not be reused. </w:t>
+      </w:r>
+      <w:proofErr w:type="spellStart"/>
+      <w:r>
+        <w:t>HttpOnly</w:t>
+      </w:r>
+      <w:proofErr w:type="spellEnd"/>
+      <w:r>
+        <w:t xml:space="preserve">, Secure, and </w:t>
+      </w:r>
+      <w:proofErr w:type="spellStart"/>
+      <w:r>
+        <w:t>SameSite</w:t>
+      </w:r>
+      <w:proofErr w:type="spellEnd"/>
+      <w:r>
+        <w:t>=Strict cookie settings were confirmed.</w:t>
+      </w:r>
+    </w:p>
+    <w:p>
+      <w:pPr>
+        <w:spacing w:before="60" w:after="60"/>
+      </w:pPr>
+    </w:p>
+    <w:p>
+      <w:pPr>
+        <w:spacing w:before="60" w:after="60"/>
+      </w:pPr>
+      <w:r>
+        <w:t>Concurrent Session Handling: The application does not restrict a user to one active session, allowing multiple active sessions for the same account. This is acceptable for this project but worth noting. This was observed behavior, not a graded vulnerability.</w:t>
+      </w:r>
+    </w:p>
+    <w:p>
+      <w:pPr>
+        <w:spacing w:before="60" w:after="60"/>
+      </w:pPr>
+    </w:p>
+    <w:p>
+      <w:pPr>
+        <w:spacing w:before="60" w:after="60"/>
+      </w:pPr>
+      <w:r>
+        <w:t>Session Timeout: Sessions expire after 30 minutes of inactivity. Expired sessions were rejected and removed when accessed.</w:t>
       </w:r>
     </w:p>
     <w:p>
@@ -1010,501 +1441,62 @@
         <w:pStyle w:val="Heading3"/>
       </w:pPr>
       <w:r>
-        <w:t>D. Session Security Testing</w:t>
-      </w:r>
-    </w:p>
-    <w:p>
-      <w:pPr>
-        <w:pStyle w:val="ListParagraph"/>
-        <w:numPr>
-          <w:ilvl w:val="0"/>
-          <w:numId w:val="2"/>
-        </w:numPr>
-        <w:spacing w:before="40" w:after="40"/>
-      </w:pPr>
-      <w:r>
-        <w:t>☑ Session fixation</w:t>
-      </w:r>
-    </w:p>
-    <w:p>
-      <w:pPr>
-        <w:pStyle w:val="ListParagraph"/>
-        <w:numPr>
-          <w:ilvl w:val="0"/>
-          <w:numId w:val="2"/>
-        </w:numPr>
-        <w:spacing w:before="40" w:after="40"/>
-      </w:pPr>
-      <w:r>
-        <w:t>☑ Session hijacking</w:t>
-      </w:r>
-    </w:p>
-    <w:p>
-      <w:pPr>
-        <w:pStyle w:val="ListParagraph"/>
-        <w:numPr>
-          <w:ilvl w:val="0"/>
-          <w:numId w:val="2"/>
-        </w:numPr>
-        <w:spacing w:before="40" w:after="40"/>
-      </w:pPr>
-      <w:r>
-        <w:t>☑ Concurrent session handling</w:t>
-      </w:r>
-    </w:p>
-    <w:p>
-      <w:pPr>
-        <w:pStyle w:val="ListParagraph"/>
-        <w:numPr>
-          <w:ilvl w:val="0"/>
-          <w:numId w:val="2"/>
-        </w:numPr>
-        <w:spacing w:before="40" w:after="40"/>
-      </w:pPr>
-      <w:r>
-        <w:t>☑ Session timeout</w:t>
-      </w:r>
-    </w:p>
-    <w:p>
-      <w:pPr>
-        <w:spacing w:before="60" w:after="60"/>
-      </w:pPr>
-    </w:p>
-    <w:p>
-      <w:pPr>
-        <w:pStyle w:val="Heading3"/>
-      </w:pPr>
-      <w:r>
         <w:t>E. Configuration Testing</w:t>
       </w:r>
     </w:p>
     <w:p>
       <w:pPr>
-        <w:pStyle w:val="ListParagraph"/>
-        <w:numPr>
-          <w:ilvl w:val="0"/>
-          <w:numId w:val="2"/>
-        </w:numPr>
-        <w:spacing w:before="40" w:after="40"/>
-      </w:pPr>
-      <w:r>
-        <w:t>☑ Security headers</w:t>
-      </w:r>
-    </w:p>
-    <w:p>
-      <w:pPr>
-        <w:pStyle w:val="ListParagraph"/>
-        <w:numPr>
-          <w:ilvl w:val="0"/>
-          <w:numId w:val="2"/>
-        </w:numPr>
-        <w:spacing w:before="40" w:after="40"/>
-      </w:pPr>
-      <w:r>
-        <w:t>☑ TLS/SSL configuration</w:t>
-      </w:r>
-    </w:p>
-    <w:p>
-      <w:pPr>
-        <w:pStyle w:val="ListParagraph"/>
-        <w:numPr>
-          <w:ilvl w:val="0"/>
-          <w:numId w:val="2"/>
-        </w:numPr>
-        <w:spacing w:before="40" w:after="40"/>
-      </w:pPr>
-      <w:r>
-        <w:t>☑ Error handling</w:t>
-      </w:r>
-    </w:p>
-    <w:p>
-      <w:pPr>
-        <w:pStyle w:val="ListParagraph"/>
-        <w:numPr>
-          <w:ilvl w:val="0"/>
-          <w:numId w:val="2"/>
-        </w:numPr>
-        <w:spacing w:before="40" w:after="40"/>
-      </w:pPr>
-      <w:r>
-        <w:t>☑ Debug mode disabled</w:t>
-      </w:r>
-    </w:p>
-    <w:p>
-      <w:pPr>
-        <w:spacing w:before="60" w:after="60"/>
-      </w:pPr>
-    </w:p>
-    <w:p>
-      <w:pPr>
-        <w:pStyle w:val="Heading2"/>
-      </w:pPr>
-      <w:r>
-        <w:t>2.3 What We Tested</w:t>
-      </w:r>
-    </w:p>
-    <w:p>
-      <w:pPr>
-        <w:pStyle w:val="Heading3"/>
-      </w:pPr>
-      <w:r>
-        <w:lastRenderedPageBreak/>
-        <w:t>A. Authentication Testing</w:t>
-      </w:r>
-    </w:p>
-    <w:p>
-      <w:pPr>
-        <w:spacing w:before="60" w:after="60"/>
-      </w:pPr>
-      <w:r>
-        <w:t>Brute Force Protection: Repeated failed logins confirmed account lockout and request throttling. After five failed logins, the account was locked for 15 minutes. After more than ten attempts in a 60-second window from the same IP, further requests were rate-limited.</w:t>
-      </w:r>
-    </w:p>
-    <w:p>
-      <w:pPr>
-        <w:spacing w:before="60" w:after="60"/>
-      </w:pPr>
-    </w:p>
-    <w:p>
-      <w:pPr>
-        <w:spacing w:before="60" w:after="60"/>
-      </w:pPr>
-      <w:r>
-        <w:t>Password Complexity: Weak passwords were tried during registration. Passwords not meeting minimum length and complexity rules were rejected server-side.</w:t>
-      </w:r>
-    </w:p>
-    <w:p>
-      <w:pPr>
-        <w:spacing w:before="60" w:after="60"/>
-      </w:pPr>
-    </w:p>
-    <w:p>
-      <w:pPr>
-        <w:spacing w:before="60" w:after="60"/>
-      </w:pPr>
-      <w:r>
-        <w:t>Session Management: Successful login creates a server-side session record, and protected routes reject requests without a valid active session.</w:t>
-      </w:r>
-    </w:p>
-    <w:p>
-      <w:pPr>
-        <w:spacing w:before="60" w:after="60"/>
-      </w:pPr>
-    </w:p>
-    <w:p>
-      <w:pPr>
-        <w:spacing w:before="60" w:after="60"/>
-      </w:pPr>
-      <w:r>
-        <w:t>Logout Functionality: After login, the session cookie was captured, the session was logged out, and the old cookie was replayed. The server-side session had already been deleted, so access was not restored.</w:t>
-      </w:r>
-    </w:p>
-    <w:p>
-      <w:pPr>
-        <w:spacing w:before="60" w:after="60"/>
-      </w:pPr>
-    </w:p>
-    <w:p>
-      <w:pPr>
-        <w:spacing w:before="60" w:after="60"/>
-      </w:pPr>
-      <w:r>
-        <w:t>Password Reset Security: The application does not implement a forgot-password or reset-by-email flow, so there was no password reset token workflow to attack. The existing password change flow was tested instead and found to lack rate limiting (recorded as a low-severity finding).</w:t>
-      </w:r>
-    </w:p>
-    <w:p>
-      <w:pPr>
-        <w:spacing w:before="60" w:after="60"/>
-      </w:pPr>
-    </w:p>
-    <w:p>
-      <w:pPr>
-        <w:pStyle w:val="Heading3"/>
-      </w:pPr>
-      <w:r>
-        <w:t>B. Authorization Testing</w:t>
-      </w:r>
-    </w:p>
-    <w:p>
-      <w:pPr>
-        <w:spacing w:before="60" w:after="60"/>
-      </w:pPr>
-      <w:r>
-        <w:t>Horizontal Privilege Escalation: Accessing another user's document by direct document ID was tested. Access was denied unless the requester was the owner or had the correct shared role.</w:t>
-      </w:r>
-    </w:p>
-    <w:p>
-      <w:pPr>
-        <w:spacing w:before="60" w:after="60"/>
-      </w:pPr>
-    </w:p>
-    <w:p>
-      <w:pPr>
-        <w:spacing w:before="60" w:after="60"/>
-      </w:pPr>
-      <w:r>
-        <w:t>Vertical Privilege Escalation: Logging in as a standard user and requesting /admin/dashboard returned 403 Forbidden without exposing admin content.</w:t>
-      </w:r>
-    </w:p>
-    <w:p>
-      <w:pPr>
-        <w:spacing w:before="60" w:after="60"/>
-      </w:pPr>
-    </w:p>
-    <w:p>
-      <w:pPr>
-        <w:spacing w:before="60" w:after="60"/>
-      </w:pPr>
-      <w:r>
-        <w:t>Direct Object Reference: Direct access to document endpoints using known document IDs was tested. The application performed server-side ownership and sharing checks before allowing access.</w:t>
-      </w:r>
-    </w:p>
-    <w:p>
-      <w:pPr>
-        <w:spacing w:before="60" w:after="60"/>
-      </w:pPr>
-    </w:p>
-    <w:p>
-      <w:pPr>
-        <w:spacing w:before="60" w:after="60"/>
-      </w:pPr>
-      <w:r>
-        <w:t>Forced Browsing: Direct navigation to /dashboard, /documents, and /admin/dashboard without privileges was tested. Unauthenticated users were redirected to login; unauthorized users were denied access.</w:t>
-      </w:r>
-    </w:p>
-    <w:p>
-      <w:pPr>
-        <w:spacing w:before="60" w:after="60"/>
-      </w:pPr>
-    </w:p>
-    <w:p>
-      <w:pPr>
-        <w:pStyle w:val="Heading3"/>
-      </w:pPr>
-      <w:r>
-        <w:t>C. Input Validation Testing</w:t>
-      </w:r>
-    </w:p>
-    <w:p>
-      <w:pPr>
-        <w:spacing w:before="60" w:after="60"/>
-      </w:pPr>
-      <w:r>
-        <w:t>XSS: Script-like input was tried in normal user-controlled fields. No straightforward XSS issue was found. Jinja escaping and the username allowlist reduce the obvious attack surface.</w:t>
-      </w:r>
-    </w:p>
-    <w:p>
-      <w:pPr>
-        <w:spacing w:before="60" w:after="60"/>
-      </w:pPr>
-    </w:p>
-    <w:p>
-      <w:pPr>
-        <w:spacing w:before="60" w:after="60"/>
-      </w:pPr>
-      <w:r>
-        <w:t>Path Traversal: Document download requests with traversal-style input (../data/users, ../../</w:t>
+        <w:spacing w:before="60" w:after="60"/>
+      </w:pPr>
+      <w:r>
+        <w:t>Security Headers: Responses include Content-Security-Policy, X-Frame-Options, X-Content-Type-Options, X-XSS-Protection, Referrer-Policy, Permissions-Policy, and Strict-Transport-Security.</w:t>
+      </w:r>
+    </w:p>
+    <w:p>
+      <w:pPr>
+        <w:spacing w:before="60" w:after="60"/>
+      </w:pPr>
+    </w:p>
+    <w:p>
+      <w:pPr>
+        <w:spacing w:before="60" w:after="60"/>
+      </w:pPr>
+      <w:r>
+        <w:t>TLS/SSL: HTTP requests are redirected to HTTPS outside test/debug conditions, and the app is configured to run with an SSL context.</w:t>
+      </w:r>
+    </w:p>
+    <w:p>
+      <w:pPr>
+        <w:spacing w:before="60" w:after="60"/>
+      </w:pPr>
+    </w:p>
+    <w:p>
+      <w:pPr>
+        <w:spacing w:before="60" w:after="60"/>
+      </w:pPr>
+      <w:r>
+        <w:t>Error Handling: Invalid requests fail cleanly with redirects, 400 Bad Request, 403 Forbidden, or 404 Not Found rather than stack traces or raw exception output.</w:t>
+      </w:r>
+    </w:p>
+    <w:p>
+      <w:pPr>
+        <w:spacing w:before="60" w:after="60"/>
+      </w:pPr>
+    </w:p>
+    <w:p>
+      <w:pPr>
+        <w:spacing w:before="60" w:after="60"/>
+      </w:pPr>
+      <w:r>
+        <w:t xml:space="preserve">Debug Mode: No debug=True setting was found in the app runner. The HTTPS redirect logic explicitly checks not </w:t>
       </w:r>
       <w:proofErr w:type="spellStart"/>
-      <w:r>
-        <w:t>etc</w:t>
+      <w:proofErr w:type="gramStart"/>
+      <w:r>
+        <w:t>app.debug</w:t>
       </w:r>
       <w:proofErr w:type="spellEnd"/>
-      <w:r>
-        <w:t>/passwd, invalid non-UUID document IDs) were rejected by Flask routing or application validation.</w:t>
-      </w:r>
-    </w:p>
-    <w:p>
-      <w:pPr>
-        <w:spacing w:before="60" w:after="60"/>
-      </w:pPr>
-    </w:p>
-    <w:p>
-      <w:pPr>
-        <w:spacing w:before="60" w:after="60"/>
-      </w:pPr>
-      <w:r>
-        <w:lastRenderedPageBreak/>
-        <w:t xml:space="preserve">Command Injection: The application was reviewed for command execution sinks (subprocess, </w:t>
-      </w:r>
-      <w:proofErr w:type="spellStart"/>
-      <w:r>
-        <w:t>os.system</w:t>
-      </w:r>
-      <w:proofErr w:type="spellEnd"/>
-      <w:r>
-        <w:t xml:space="preserve">, </w:t>
-      </w:r>
-      <w:proofErr w:type="spellStart"/>
-      <w:r>
-        <w:t>popen</w:t>
-      </w:r>
-      <w:proofErr w:type="spellEnd"/>
-      <w:r>
-        <w:t>, eval, exec). No path where user input is passed to shell commands was found. Shell metacharacter input in normal form fields produced no command execution behavior.</w:t>
-      </w:r>
-    </w:p>
-    <w:p>
-      <w:pPr>
-        <w:spacing w:before="60" w:after="60"/>
-      </w:pPr>
-    </w:p>
-    <w:p>
-      <w:pPr>
-        <w:spacing w:before="60" w:after="60"/>
-      </w:pPr>
-      <w:r>
-        <w:t>File Upload: Disallowed extensions, mismatched MIME types, and oversized uploads were tried. Files outside the allowlist and files larger than 10 MB were rejected.</w:t>
-      </w:r>
-    </w:p>
-    <w:p>
-      <w:pPr>
-        <w:spacing w:before="60" w:after="60"/>
-      </w:pPr>
-    </w:p>
-    <w:p>
-      <w:pPr>
-        <w:pStyle w:val="Heading3"/>
-      </w:pPr>
-      <w:r>
-        <w:t>D. Session Security Testing</w:t>
-      </w:r>
-    </w:p>
-    <w:p>
-      <w:pPr>
-        <w:spacing w:before="60" w:after="60"/>
-      </w:pPr>
-      <w:r>
-        <w:t xml:space="preserve">Session Fixation: Sessions are created at login using </w:t>
-      </w:r>
-      <w:proofErr w:type="spellStart"/>
-      <w:r>
-        <w:t>secrets.token_urlsafe</w:t>
-      </w:r>
-      <w:proofErr w:type="spellEnd"/>
-      <w:r>
-        <w:t>(32) stored server-side rather than accepting a client-supplied session ID, reducing straightforward session fixation risk.</w:t>
-      </w:r>
-    </w:p>
-    <w:p>
-      <w:pPr>
-        <w:spacing w:before="60" w:after="60"/>
-      </w:pPr>
-    </w:p>
-    <w:p>
-      <w:pPr>
-        <w:spacing w:before="60" w:after="60"/>
-      </w:pPr>
-      <w:r>
-        <w:t xml:space="preserve">Session Hijacking: A valid session was captured, the session was logged out, and replay was attempted. Because logout deletes the server-side token, the old session could not be reused. </w:t>
-      </w:r>
-      <w:proofErr w:type="spellStart"/>
-      <w:r>
-        <w:t>HttpOnly</w:t>
-      </w:r>
-      <w:proofErr w:type="spellEnd"/>
-      <w:r>
-        <w:t xml:space="preserve">, Secure, and </w:t>
-      </w:r>
-      <w:proofErr w:type="spellStart"/>
-      <w:r>
-        <w:t>SameSite</w:t>
-      </w:r>
-      <w:proofErr w:type="spellEnd"/>
-      <w:r>
-        <w:t>=Strict cookie settings were confirmed.</w:t>
-      </w:r>
-    </w:p>
-    <w:p>
-      <w:pPr>
-        <w:spacing w:before="60" w:after="60"/>
-      </w:pPr>
-    </w:p>
-    <w:p>
-      <w:pPr>
-        <w:spacing w:before="60" w:after="60"/>
-      </w:pPr>
-      <w:r>
-        <w:t>Concurrent Session Handling: The application does not restrict a user to one active session, allowing multiple active sessions for the same account. This is acceptable for this project but worth noting. This was observed behavior, not a graded vulnerability.</w:t>
-      </w:r>
-    </w:p>
-    <w:p>
-      <w:pPr>
-        <w:spacing w:before="60" w:after="60"/>
-      </w:pPr>
-    </w:p>
-    <w:p>
-      <w:pPr>
-        <w:spacing w:before="60" w:after="60"/>
-      </w:pPr>
-      <w:r>
-        <w:t>Session Timeout: Sessions expire after 30 minutes of inactivity. Expired sessions were rejected and removed when accessed.</w:t>
-      </w:r>
-    </w:p>
-    <w:p>
-      <w:pPr>
-        <w:spacing w:before="60" w:after="60"/>
-      </w:pPr>
-    </w:p>
-    <w:p>
-      <w:pPr>
-        <w:pStyle w:val="Heading3"/>
-      </w:pPr>
-      <w:r>
-        <w:t>E. Configuration Testing</w:t>
-      </w:r>
-    </w:p>
-    <w:p>
-      <w:pPr>
-        <w:spacing w:before="60" w:after="60"/>
-      </w:pPr>
-      <w:r>
-        <w:t>Security Headers: Responses include Content-Security-Policy, X-Frame-Options, X-Content-Type-Options, X-XSS-Protection, Referrer-Policy, Permissions-Policy, and Strict-Transport-Security.</w:t>
-      </w:r>
-    </w:p>
-    <w:p>
-      <w:pPr>
-        <w:spacing w:before="60" w:after="60"/>
-      </w:pPr>
-    </w:p>
-    <w:p>
-      <w:pPr>
-        <w:spacing w:before="60" w:after="60"/>
-      </w:pPr>
-      <w:r>
-        <w:t>TLS/SSL: HTTP requests are redirected to HTTPS outside test/debug conditions, and the app is configured to run with an SSL context.</w:t>
-      </w:r>
-    </w:p>
-    <w:p>
-      <w:pPr>
-        <w:spacing w:before="60" w:after="60"/>
-      </w:pPr>
-    </w:p>
-    <w:p>
-      <w:pPr>
-        <w:spacing w:before="60" w:after="60"/>
-      </w:pPr>
-      <w:r>
-        <w:t>Error Handling: Invalid requests fail cleanly with redirects, 400 Bad Request, 403 Forbidden, or 404 Not Found rather than stack traces or raw exception output.</w:t>
-      </w:r>
-    </w:p>
-    <w:p>
-      <w:pPr>
-        <w:spacing w:before="60" w:after="60"/>
-      </w:pPr>
-    </w:p>
-    <w:p>
-      <w:pPr>
-        <w:spacing w:before="60" w:after="60"/>
-      </w:pPr>
-      <w:r>
-        <w:t xml:space="preserve">Debug Mode: No debug=True setting was found in the app runner. The HTTPS redirect logic explicitly checks not </w:t>
-      </w:r>
-      <w:proofErr w:type="spellStart"/>
-      <w:r>
-        <w:t>app.debug</w:t>
-      </w:r>
-      <w:proofErr w:type="spellEnd"/>
+      <w:proofErr w:type="gramEnd"/>
       <w:r>
         <w:t xml:space="preserve"> before redirect behavior is skipped.</w:t>
       </w:r>
@@ -1573,12 +1565,6 @@
         <w:gridCol w:w="2078"/>
       </w:tblGrid>
       <w:tr>
-        <w:tblPrEx>
-          <w:tblCellMar>
-            <w:top w:w="0" w:type="dxa"/>
-            <w:bottom w:w="0" w:type="dxa"/>
-          </w:tblCellMar>
-        </w:tblPrEx>
         <w:tc>
           <w:tcPr>
             <w:tcW w:w="0" w:type="auto"/>
@@ -1689,12 +1675,6 @@
         </w:tc>
       </w:tr>
       <w:tr>
-        <w:tblPrEx>
-          <w:tblCellMar>
-            <w:top w:w="0" w:type="dxa"/>
-            <w:bottom w:w="0" w:type="dxa"/>
-          </w:tblCellMar>
-        </w:tblPrEx>
         <w:tc>
           <w:tcPr>
             <w:tcW w:w="0" w:type="auto"/>
@@ -1795,12 +1775,6 @@
         </w:tc>
       </w:tr>
       <w:tr>
-        <w:tblPrEx>
-          <w:tblCellMar>
-            <w:top w:w="0" w:type="dxa"/>
-            <w:bottom w:w="0" w:type="dxa"/>
-          </w:tblCellMar>
-        </w:tblPrEx>
         <w:tc>
           <w:tcPr>
             <w:tcW w:w="0" w:type="auto"/>
@@ -1946,12 +1920,6 @@
         <w:gridCol w:w="7360"/>
       </w:tblGrid>
       <w:tr>
-        <w:tblPrEx>
-          <w:tblCellMar>
-            <w:top w:w="0" w:type="dxa"/>
-            <w:bottom w:w="0" w:type="dxa"/>
-          </w:tblCellMar>
-        </w:tblPrEx>
         <w:tc>
           <w:tcPr>
             <w:tcW w:w="0" w:type="auto"/>
@@ -1979,7 +1947,18 @@
                 <w:sz w:val="24"/>
                 <w:szCs w:val="24"/>
               </w:rPr>
-              <w:t xml:space="preserve">Registration Allows Account Enumeration  </w:t>
+              <w:t xml:space="preserve">Registration Allows Account </w:t>
+            </w:r>
+            <w:proofErr w:type="gramStart"/>
+            <w:r>
+              <w:rPr>
+                <w:b/>
+                <w:bCs/>
+                <w:color w:val="FFFFFF"/>
+                <w:sz w:val="24"/>
+                <w:szCs w:val="24"/>
+              </w:rPr>
+              <w:t xml:space="preserve">Enumeration  </w:t>
             </w:r>
             <w:r>
               <w:rPr>
@@ -1989,18 +1968,23 @@
                 <w:sz w:val="20"/>
                 <w:szCs w:val="20"/>
               </w:rPr>
-              <w:t>[LOW]</w:t>
+              <w:t>[</w:t>
+            </w:r>
+            <w:proofErr w:type="gramEnd"/>
+            <w:r>
+              <w:rPr>
+                <w:b/>
+                <w:bCs/>
+                <w:color w:val="FFFFFF"/>
+                <w:sz w:val="20"/>
+                <w:szCs w:val="20"/>
+              </w:rPr>
+              <w:t>LOW]</w:t>
             </w:r>
           </w:p>
         </w:tc>
       </w:tr>
       <w:tr>
-        <w:tblPrEx>
-          <w:tblCellMar>
-            <w:top w:w="0" w:type="dxa"/>
-            <w:bottom w:w="0" w:type="dxa"/>
-          </w:tblCellMar>
-        </w:tblPrEx>
         <w:tc>
           <w:tcPr>
             <w:tcW w:w="2000" w:type="dxa"/>
@@ -2064,12 +2048,6 @@
         </w:tc>
       </w:tr>
       <w:tr>
-        <w:tblPrEx>
-          <w:tblCellMar>
-            <w:top w:w="0" w:type="dxa"/>
-            <w:bottom w:w="0" w:type="dxa"/>
-          </w:tblCellMar>
-        </w:tblPrEx>
         <w:tc>
           <w:tcPr>
             <w:tcW w:w="2000" w:type="dxa"/>
@@ -2127,18 +2105,28 @@
                 <w:sz w:val="20"/>
                 <w:szCs w:val="20"/>
               </w:rPr>
-              <w:t>Does not directly compromise an account, but makes targeted phishing and credential-stuffing easier by confirming valid account details.</w:t>
+              <w:t xml:space="preserve">Does not directly compromise an </w:t>
+            </w:r>
+            <w:proofErr w:type="gramStart"/>
+            <w:r>
+              <w:rPr>
+                <w:sz w:val="20"/>
+                <w:szCs w:val="20"/>
+              </w:rPr>
+              <w:t>account, but</w:t>
+            </w:r>
+            <w:proofErr w:type="gramEnd"/>
+            <w:r>
+              <w:rPr>
+                <w:sz w:val="20"/>
+                <w:szCs w:val="20"/>
+              </w:rPr>
+              <w:t xml:space="preserve"> makes targeted phishing and credential-stuffing easier by confirming valid account details.</w:t>
             </w:r>
           </w:p>
         </w:tc>
       </w:tr>
       <w:tr>
-        <w:tblPrEx>
-          <w:tblCellMar>
-            <w:top w:w="0" w:type="dxa"/>
-            <w:bottom w:w="0" w:type="dxa"/>
-          </w:tblCellMar>
-        </w:tblPrEx>
         <w:tc>
           <w:tcPr>
             <w:tcW w:w="2000" w:type="dxa"/>
@@ -2275,12 +2263,6 @@
         </w:tc>
       </w:tr>
       <w:tr>
-        <w:tblPrEx>
-          <w:tblCellMar>
-            <w:top w:w="0" w:type="dxa"/>
-            <w:bottom w:w="0" w:type="dxa"/>
-          </w:tblCellMar>
-        </w:tblPrEx>
         <w:tc>
           <w:tcPr>
             <w:tcW w:w="2000" w:type="dxa"/>
@@ -2344,12 +2326,6 @@
         </w:tc>
       </w:tr>
       <w:tr>
-        <w:tblPrEx>
-          <w:tblCellMar>
-            <w:top w:w="0" w:type="dxa"/>
-            <w:bottom w:w="0" w:type="dxa"/>
-          </w:tblCellMar>
-        </w:tblPrEx>
         <w:tc>
           <w:tcPr>
             <w:tcW w:w="2000" w:type="dxa"/>
@@ -2458,12 +2434,6 @@
         <w:gridCol w:w="7360"/>
       </w:tblGrid>
       <w:tr>
-        <w:tblPrEx>
-          <w:tblCellMar>
-            <w:top w:w="0" w:type="dxa"/>
-            <w:bottom w:w="0" w:type="dxa"/>
-          </w:tblCellMar>
-        </w:tblPrEx>
         <w:tc>
           <w:tcPr>
             <w:tcW w:w="0" w:type="auto"/>
@@ -2491,7 +2461,18 @@
                 <w:sz w:val="24"/>
                 <w:szCs w:val="24"/>
               </w:rPr>
-              <w:t xml:space="preserve">No Rate Limiting on /change-password  </w:t>
+              <w:t>No Rate Limiting on /change-</w:t>
+            </w:r>
+            <w:proofErr w:type="gramStart"/>
+            <w:r>
+              <w:rPr>
+                <w:b/>
+                <w:bCs/>
+                <w:color w:val="FFFFFF"/>
+                <w:sz w:val="24"/>
+                <w:szCs w:val="24"/>
+              </w:rPr>
+              <w:t xml:space="preserve">password  </w:t>
             </w:r>
             <w:r>
               <w:rPr>
@@ -2501,18 +2482,23 @@
                 <w:sz w:val="20"/>
                 <w:szCs w:val="20"/>
               </w:rPr>
-              <w:t>[LOW]</w:t>
+              <w:t>[</w:t>
+            </w:r>
+            <w:proofErr w:type="gramEnd"/>
+            <w:r>
+              <w:rPr>
+                <w:b/>
+                <w:bCs/>
+                <w:color w:val="FFFFFF"/>
+                <w:sz w:val="20"/>
+                <w:szCs w:val="20"/>
+              </w:rPr>
+              <w:t>LOW]</w:t>
             </w:r>
           </w:p>
         </w:tc>
       </w:tr>
       <w:tr>
-        <w:tblPrEx>
-          <w:tblCellMar>
-            <w:top w:w="0" w:type="dxa"/>
-            <w:bottom w:w="0" w:type="dxa"/>
-          </w:tblCellMar>
-        </w:tblPrEx>
         <w:tc>
           <w:tcPr>
             <w:tcW w:w="2000" w:type="dxa"/>
@@ -2576,12 +2562,6 @@
         </w:tc>
       </w:tr>
       <w:tr>
-        <w:tblPrEx>
-          <w:tblCellMar>
-            <w:top w:w="0" w:type="dxa"/>
-            <w:bottom w:w="0" w:type="dxa"/>
-          </w:tblCellMar>
-        </w:tblPrEx>
         <w:tc>
           <w:tcPr>
             <w:tcW w:w="2000" w:type="dxa"/>
@@ -2634,23 +2614,26 @@
             <w:pPr>
               <w:spacing w:before="20" w:after="20"/>
             </w:pPr>
+            <w:proofErr w:type="gramStart"/>
             <w:r>
               <w:rPr>
                 <w:sz w:val="20"/>
                 <w:szCs w:val="20"/>
               </w:rPr>
-              <w:t>Slightly increases the damage a stolen session could cause and makes repeated password-guessing attempts easier from an already logged-in state.</w:t>
+              <w:t>Slightly</w:t>
+            </w:r>
+            <w:proofErr w:type="gramEnd"/>
+            <w:r>
+              <w:rPr>
+                <w:sz w:val="20"/>
+                <w:szCs w:val="20"/>
+              </w:rPr>
+              <w:t xml:space="preserve"> increases the damage a stolen session could cause and makes repeated password-guessing attempts easier from an already logged-in state.</w:t>
             </w:r>
           </w:p>
         </w:tc>
       </w:tr>
       <w:tr>
-        <w:tblPrEx>
-          <w:tblCellMar>
-            <w:top w:w="0" w:type="dxa"/>
-            <w:bottom w:w="0" w:type="dxa"/>
-          </w:tblCellMar>
-        </w:tblPrEx>
         <w:tc>
           <w:tcPr>
             <w:tcW w:w="2000" w:type="dxa"/>
@@ -2754,12 +2737,6 @@
         </w:tc>
       </w:tr>
       <w:tr>
-        <w:tblPrEx>
-          <w:tblCellMar>
-            <w:top w:w="0" w:type="dxa"/>
-            <w:bottom w:w="0" w:type="dxa"/>
-          </w:tblCellMar>
-        </w:tblPrEx>
         <w:tc>
           <w:tcPr>
             <w:tcW w:w="2000" w:type="dxa"/>
@@ -2823,12 +2800,6 @@
         </w:tc>
       </w:tr>
       <w:tr>
-        <w:tblPrEx>
-          <w:tblCellMar>
-            <w:top w:w="0" w:type="dxa"/>
-            <w:bottom w:w="0" w:type="dxa"/>
-          </w:tblCellMar>
-        </w:tblPrEx>
         <w:tc>
           <w:tcPr>
             <w:tcW w:w="2000" w:type="dxa"/>
@@ -3108,12 +3079,6 @@
         <w:gridCol w:w="9360"/>
       </w:tblGrid>
       <w:tr>
-        <w:tblPrEx>
-          <w:tblCellMar>
-            <w:top w:w="0" w:type="dxa"/>
-            <w:bottom w:w="0" w:type="dxa"/>
-          </w:tblCellMar>
-        </w:tblPrEx>
         <w:tc>
           <w:tcPr>
             <w:tcW w:w="0" w:type="auto"/>
